--- a/docs/teaching/inseec-finance/exercices/examen-1h.docx
+++ b/docs/teaching/inseec-finance/exercices/examen-1h.docx
@@ -71,7 +71,7 @@
         <w:pStyle w:val="Date"/>
       </w:pPr>
       <w:r>
-        <w:t xml:space="preserve">2026-06-04</w:t>
+        <w:t xml:space="preserve">2026-06-05</w:t>
       </w:r>
     </w:p>
     <w:p>

--- a/docs/teaching/inseec-finance/exercices/examen-1h.docx
+++ b/docs/teaching/inseec-finance/exercices/examen-1h.docx
@@ -71,7 +71,7 @@
         <w:pStyle w:val="Date"/>
       </w:pPr>
       <w:r>
-        <w:t xml:space="preserve">2026-06-06</w:t>
+        <w:t xml:space="preserve">2026-06-08</w:t>
       </w:r>
     </w:p>
     <w:p>

--- a/docs/teaching/inseec-finance/exercices/examen-1h.docx
+++ b/docs/teaching/inseec-finance/exercices/examen-1h.docx
@@ -71,7 +71,7 @@
         <w:pStyle w:val="Date"/>
       </w:pPr>
       <w:r>
-        <w:t xml:space="preserve">2026-06-08</w:t>
+        <w:t xml:space="preserve">2026-06-11</w:t>
       </w:r>
     </w:p>
     <w:p>

--- a/docs/teaching/inseec-finance/exercices/examen-1h.docx
+++ b/docs/teaching/inseec-finance/exercices/examen-1h.docx
@@ -71,7 +71,7 @@
         <w:pStyle w:val="Date"/>
       </w:pPr>
       <w:r>
-        <w:t xml:space="preserve">2026-06-11</w:t>
+        <w:t xml:space="preserve">2026-06-21</w:t>
       </w:r>
     </w:p>
     <w:p>

--- a/docs/teaching/inseec-finance/exercices/examen-1h.docx
+++ b/docs/teaching/inseec-finance/exercices/examen-1h.docx
@@ -71,7 +71,7 @@
         <w:pStyle w:val="Date"/>
       </w:pPr>
       <w:r>
-        <w:t xml:space="preserve">2026-06-21</w:t>
+        <w:t xml:space="preserve">2026-06-24</w:t>
       </w:r>
     </w:p>
     <w:p>
